--- a/docs/PAM_L2_DiaconuTimotei.docx
+++ b/docs/PAM_L2_DiaconuTimotei.docx
@@ -928,6 +928,222 @@
           <w:sz w:val="18"/>
           <w:szCs w:val="18"/>
         </w:rPr>
+        <w:t xml:space="preserve">// main.dart — MaterialApp + тема + стартовый экран.</w:t>
+      </w:r>
+    </w:p>
+    <w:p>
+      <w:pPr>
+        <w:pBdr>
+          <w:left w:val="single" w:color="BFBFBF" w:sz="4" w:space="6"/>
+          <w:right w:val="single" w:color="BFBFBF" w:sz="4" w:space="6"/>
+        </w:pBdr>
+        <w:shd w:fill="F2F2F2" w:color="auto" w:val="clear"/>
+        <w:spacing w:after="0" w:line="240"/>
+      </w:pPr>
+      <w:r>
+        <w:rPr>
+          <w:rFonts w:ascii="Consolas" w:cs="Consolas" w:eastAsia="Consolas" w:hAnsi="Consolas"/>
+          <w:sz w:val="18"/>
+          <w:szCs w:val="18"/>
+        </w:rPr>
+        <w:t xml:space="preserve">// Вся тема приложения задаётся здесь и только здесь: экраны берут цвета</w:t>
+      </w:r>
+    </w:p>
+    <w:p>
+      <w:pPr>
+        <w:pBdr>
+          <w:left w:val="single" w:color="BFBFBF" w:sz="4" w:space="6"/>
+          <w:right w:val="single" w:color="BFBFBF" w:sz="4" w:space="6"/>
+        </w:pBdr>
+        <w:shd w:fill="F2F2F2" w:color="auto" w:val="clear"/>
+        <w:spacing w:after="0" w:line="240"/>
+      </w:pPr>
+      <w:r>
+        <w:rPr>
+          <w:rFonts w:ascii="Consolas" w:cs="Consolas" w:eastAsia="Consolas" w:hAnsi="Consolas"/>
+          <w:sz w:val="18"/>
+          <w:szCs w:val="18"/>
+        </w:rPr>
+        <w:t xml:space="preserve">// из ролей Theme.of(context).colorScheme и ничего не зашивают в код.</w:t>
+      </w:r>
+    </w:p>
+    <w:p>
+      <w:pPr>
+        <w:pBdr>
+          <w:left w:val="single" w:color="BFBFBF" w:sz="4" w:space="6"/>
+          <w:right w:val="single" w:color="BFBFBF" w:sz="4" w:space="6"/>
+        </w:pBdr>
+        <w:shd w:fill="F2F2F2" w:color="auto" w:val="clear"/>
+        <w:spacing w:after="0" w:line="240"/>
+      </w:pPr>
+      <w:r>
+        <w:rPr>
+          <w:rFonts w:ascii="Consolas" w:cs="Consolas" w:eastAsia="Consolas" w:hAnsi="Consolas"/>
+          <w:sz w:val="18"/>
+          <w:szCs w:val="18"/>
+        </w:rPr>
+        <w:t xml:space="preserve">import 'package:flutter/material.dart';</w:t>
+      </w:r>
+    </w:p>
+    <w:p>
+      <w:pPr>
+        <w:pBdr>
+          <w:left w:val="single" w:color="BFBFBF" w:sz="4" w:space="6"/>
+          <w:right w:val="single" w:color="BFBFBF" w:sz="4" w:space="6"/>
+        </w:pBdr>
+        <w:shd w:fill="F2F2F2" w:color="auto" w:val="clear"/>
+        <w:spacing w:after="0" w:line="240"/>
+      </w:pPr>
+      <w:r>
+        <w:rPr>
+          <w:rFonts w:ascii="Consolas" w:cs="Consolas" w:eastAsia="Consolas" w:hAnsi="Consolas"/>
+          <w:sz w:val="18"/>
+          <w:szCs w:val="18"/>
+        </w:rPr>
+        <w:t xml:space="preserve">import 'screens/login_screen.dart';</w:t>
+      </w:r>
+    </w:p>
+    <w:p>
+      <w:pPr>
+        <w:pBdr>
+          <w:left w:val="single" w:color="BFBFBF" w:sz="4" w:space="6"/>
+          <w:right w:val="single" w:color="BFBFBF" w:sz="4" w:space="6"/>
+        </w:pBdr>
+        <w:shd w:fill="F2F2F2" w:color="auto" w:val="clear"/>
+        <w:spacing w:after="0" w:line="240"/>
+      </w:pPr>
+      <w:r>
+        <w:rPr>
+          <w:rFonts w:ascii="Consolas" w:cs="Consolas" w:eastAsia="Consolas" w:hAnsi="Consolas"/>
+          <w:sz w:val="18"/>
+          <w:szCs w:val="18"/>
+        </w:rPr>
+        <w:t xml:space="preserve"> </w:t>
+      </w:r>
+    </w:p>
+    <w:p>
+      <w:pPr>
+        <w:pBdr>
+          <w:left w:val="single" w:color="BFBFBF" w:sz="4" w:space="6"/>
+          <w:right w:val="single" w:color="BFBFBF" w:sz="4" w:space="6"/>
+        </w:pBdr>
+        <w:shd w:fill="F2F2F2" w:color="auto" w:val="clear"/>
+        <w:spacing w:after="0" w:line="240"/>
+      </w:pPr>
+      <w:r>
+        <w:rPr>
+          <w:rFonts w:ascii="Consolas" w:cs="Consolas" w:eastAsia="Consolas" w:hAnsi="Consolas"/>
+          <w:sz w:val="18"/>
+          <w:szCs w:val="18"/>
+        </w:rPr>
+        <w:t xml:space="preserve">void main() =&gt; runApp(const MyApp());</w:t>
+      </w:r>
+    </w:p>
+    <w:p>
+      <w:pPr>
+        <w:pBdr>
+          <w:left w:val="single" w:color="BFBFBF" w:sz="4" w:space="6"/>
+          <w:right w:val="single" w:color="BFBFBF" w:sz="4" w:space="6"/>
+        </w:pBdr>
+        <w:shd w:fill="F2F2F2" w:color="auto" w:val="clear"/>
+        <w:spacing w:after="0" w:line="240"/>
+      </w:pPr>
+      <w:r>
+        <w:rPr>
+          <w:rFonts w:ascii="Consolas" w:cs="Consolas" w:eastAsia="Consolas" w:hAnsi="Consolas"/>
+          <w:sz w:val="18"/>
+          <w:szCs w:val="18"/>
+        </w:rPr>
+        <w:t xml:space="preserve"> </w:t>
+      </w:r>
+    </w:p>
+    <w:p>
+      <w:pPr>
+        <w:pBdr>
+          <w:left w:val="single" w:color="BFBFBF" w:sz="4" w:space="6"/>
+          <w:right w:val="single" w:color="BFBFBF" w:sz="4" w:space="6"/>
+        </w:pBdr>
+        <w:shd w:fill="F2F2F2" w:color="auto" w:val="clear"/>
+        <w:spacing w:after="0" w:line="240"/>
+      </w:pPr>
+      <w:r>
+        <w:rPr>
+          <w:rFonts w:ascii="Consolas" w:cs="Consolas" w:eastAsia="Consolas" w:hAnsi="Consolas"/>
+          <w:sz w:val="18"/>
+          <w:szCs w:val="18"/>
+        </w:rPr>
+        <w:t xml:space="preserve">// ---------------------------------------------------------------------------</w:t>
+      </w:r>
+    </w:p>
+    <w:p>
+      <w:pPr>
+        <w:pBdr>
+          <w:left w:val="single" w:color="BFBFBF" w:sz="4" w:space="6"/>
+          <w:right w:val="single" w:color="BFBFBF" w:sz="4" w:space="6"/>
+        </w:pBdr>
+        <w:shd w:fill="F2F2F2" w:color="auto" w:val="clear"/>
+        <w:spacing w:after="0" w:line="240"/>
+      </w:pPr>
+      <w:r>
+        <w:rPr>
+          <w:rFonts w:ascii="Consolas" w:cs="Consolas" w:eastAsia="Consolas" w:hAnsi="Consolas"/>
+          <w:sz w:val="18"/>
+          <w:szCs w:val="18"/>
+        </w:rPr>
+        <w:t xml:space="preserve">// Единственное место настройки темы</w:t>
+      </w:r>
+    </w:p>
+    <w:p>
+      <w:pPr>
+        <w:pBdr>
+          <w:left w:val="single" w:color="BFBFBF" w:sz="4" w:space="6"/>
+          <w:right w:val="single" w:color="BFBFBF" w:sz="4" w:space="6"/>
+        </w:pBdr>
+        <w:shd w:fill="F2F2F2" w:color="auto" w:val="clear"/>
+        <w:spacing w:after="0" w:line="240"/>
+      </w:pPr>
+      <w:r>
+        <w:rPr>
+          <w:rFonts w:ascii="Consolas" w:cs="Consolas" w:eastAsia="Consolas" w:hAnsi="Consolas"/>
+          <w:sz w:val="18"/>
+          <w:szCs w:val="18"/>
+        </w:rPr>
+        <w:t xml:space="preserve">// ---------------------------------------------------------------------------</w:t>
+      </w:r>
+    </w:p>
+    <w:p>
+      <w:pPr>
+        <w:pBdr>
+          <w:left w:val="single" w:color="BFBFBF" w:sz="4" w:space="6"/>
+          <w:right w:val="single" w:color="BFBFBF" w:sz="4" w:space="6"/>
+        </w:pBdr>
+        <w:shd w:fill="F2F2F2" w:color="auto" w:val="clear"/>
+        <w:spacing w:after="0" w:line="240"/>
+      </w:pPr>
+      <w:r>
+        <w:rPr>
+          <w:rFonts w:ascii="Consolas" w:cs="Consolas" w:eastAsia="Consolas" w:hAnsi="Consolas"/>
+          <w:sz w:val="18"/>
+          <w:szCs w:val="18"/>
+        </w:rPr>
+        <w:t xml:space="preserve"> </w:t>
+      </w:r>
+    </w:p>
+    <w:p>
+      <w:pPr>
+        <w:pBdr>
+          <w:left w:val="single" w:color="BFBFBF" w:sz="4" w:space="6"/>
+          <w:right w:val="single" w:color="BFBFBF" w:sz="4" w:space="6"/>
+        </w:pBdr>
+        <w:shd w:fill="F2F2F2" w:color="auto" w:val="clear"/>
+        <w:spacing w:after="0" w:line="240"/>
+      </w:pPr>
+      <w:r>
+        <w:rPr>
+          <w:rFonts w:ascii="Consolas" w:cs="Consolas" w:eastAsia="Consolas" w:hAnsi="Consolas"/>
+          <w:sz w:val="18"/>
+          <w:szCs w:val="18"/>
+        </w:rPr>
         <w:t xml:space="preserve">// Семя палитры — приглушённый лесной зелёный: цвет осознанного</w:t>
       </w:r>
     </w:p>
@@ -964,6 +1180,24 @@
           <w:sz w:val="18"/>
           <w:szCs w:val="18"/>
         </w:rPr>
+        <w:t xml:space="preserve">// ColorScheme.fromSeed выводит из него все роли (primary, surface, …).</w:t>
+      </w:r>
+    </w:p>
+    <w:p>
+      <w:pPr>
+        <w:pBdr>
+          <w:left w:val="single" w:color="BFBFBF" w:sz="4" w:space="6"/>
+          <w:right w:val="single" w:color="BFBFBF" w:sz="4" w:space="6"/>
+        </w:pBdr>
+        <w:shd w:fill="F2F2F2" w:color="auto" w:val="clear"/>
+        <w:spacing w:after="0" w:line="240"/>
+      </w:pPr>
+      <w:r>
+        <w:rPr>
+          <w:rFonts w:ascii="Consolas" w:cs="Consolas" w:eastAsia="Consolas" w:hAnsi="Consolas"/>
+          <w:sz w:val="18"/>
+          <w:szCs w:val="18"/>
+        </w:rPr>
         <w:t xml:space="preserve">const _seedColor = Color(0xFF4A7C59);</w:t>
       </w:r>
     </w:p>
@@ -1000,61 +1234,205 @@
           <w:sz w:val="18"/>
           <w:szCs w:val="18"/>
         </w:rPr>
-        <w:t xml:space="preserve">MaterialApp(</w:t>
-      </w:r>
-    </w:p>
-    <w:p>
-      <w:pPr>
-        <w:pBdr>
-          <w:left w:val="single" w:color="BFBFBF" w:sz="4" w:space="6"/>
-          <w:right w:val="single" w:color="BFBFBF" w:sz="4" w:space="6"/>
-        </w:pBdr>
-        <w:shd w:fill="F2F2F2" w:color="auto" w:val="clear"/>
-        <w:spacing w:after="0" w:line="240"/>
-      </w:pPr>
-      <w:r>
-        <w:rPr>
-          <w:rFonts w:ascii="Consolas" w:cs="Consolas" w:eastAsia="Consolas" w:hAnsi="Consolas"/>
-          <w:sz w:val="18"/>
-          <w:szCs w:val="18"/>
-        </w:rPr>
-        <w:t xml:space="preserve">  title: 'Second Hand Market',</w:t>
-      </w:r>
-    </w:p>
-    <w:p>
-      <w:pPr>
-        <w:pBdr>
-          <w:left w:val="single" w:color="BFBFBF" w:sz="4" w:space="6"/>
-          <w:right w:val="single" w:color="BFBFBF" w:sz="4" w:space="6"/>
-        </w:pBdr>
-        <w:shd w:fill="F2F2F2" w:color="auto" w:val="clear"/>
-        <w:spacing w:after="0" w:line="240"/>
-      </w:pPr>
-      <w:r>
-        <w:rPr>
-          <w:rFonts w:ascii="Consolas" w:cs="Consolas" w:eastAsia="Consolas" w:hAnsi="Consolas"/>
-          <w:sz w:val="18"/>
-          <w:szCs w:val="18"/>
-        </w:rPr>
-        <w:t xml:space="preserve">  theme: ThemeData(</w:t>
-      </w:r>
-    </w:p>
-    <w:p>
-      <w:pPr>
-        <w:pBdr>
-          <w:left w:val="single" w:color="BFBFBF" w:sz="4" w:space="6"/>
-          <w:right w:val="single" w:color="BFBFBF" w:sz="4" w:space="6"/>
-        </w:pBdr>
-        <w:shd w:fill="F2F2F2" w:color="auto" w:val="clear"/>
-        <w:spacing w:after="0" w:line="240"/>
-      </w:pPr>
-      <w:r>
-        <w:rPr>
-          <w:rFonts w:ascii="Consolas" w:cs="Consolas" w:eastAsia="Consolas" w:hAnsi="Consolas"/>
-          <w:sz w:val="18"/>
-          <w:szCs w:val="18"/>
-        </w:rPr>
-        <w:t xml:space="preserve">    colorScheme: ColorScheme.fromSeed(seedColor: _seedColor),</w:t>
+        <w:t xml:space="preserve">// Какой режим использовать: system — по настройке телефона,</w:t>
+      </w:r>
+    </w:p>
+    <w:p>
+      <w:pPr>
+        <w:pBdr>
+          <w:left w:val="single" w:color="BFBFBF" w:sz="4" w:space="6"/>
+          <w:right w:val="single" w:color="BFBFBF" w:sz="4" w:space="6"/>
+        </w:pBdr>
+        <w:shd w:fill="F2F2F2" w:color="auto" w:val="clear"/>
+        <w:spacing w:after="0" w:line="240"/>
+      </w:pPr>
+      <w:r>
+        <w:rPr>
+          <w:rFonts w:ascii="Consolas" w:cs="Consolas" w:eastAsia="Consolas" w:hAnsi="Consolas"/>
+          <w:sz w:val="18"/>
+          <w:szCs w:val="18"/>
+        </w:rPr>
+        <w:t xml:space="preserve">// light — всегда светлая, dark — всегда тёмная.</w:t>
+      </w:r>
+    </w:p>
+    <w:p>
+      <w:pPr>
+        <w:pBdr>
+          <w:left w:val="single" w:color="BFBFBF" w:sz="4" w:space="6"/>
+          <w:right w:val="single" w:color="BFBFBF" w:sz="4" w:space="6"/>
+        </w:pBdr>
+        <w:shd w:fill="F2F2F2" w:color="auto" w:val="clear"/>
+        <w:spacing w:after="0" w:line="240"/>
+      </w:pPr>
+      <w:r>
+        <w:rPr>
+          <w:rFonts w:ascii="Consolas" w:cs="Consolas" w:eastAsia="Consolas" w:hAnsi="Consolas"/>
+          <w:sz w:val="18"/>
+          <w:szCs w:val="18"/>
+        </w:rPr>
+        <w:t xml:space="preserve">const _themeMode = ThemeMode.system;</w:t>
+      </w:r>
+    </w:p>
+    <w:p>
+      <w:pPr>
+        <w:pBdr>
+          <w:left w:val="single" w:color="BFBFBF" w:sz="4" w:space="6"/>
+          <w:right w:val="single" w:color="BFBFBF" w:sz="4" w:space="6"/>
+        </w:pBdr>
+        <w:shd w:fill="F2F2F2" w:color="auto" w:val="clear"/>
+        <w:spacing w:after="0" w:line="240"/>
+      </w:pPr>
+      <w:r>
+        <w:rPr>
+          <w:rFonts w:ascii="Consolas" w:cs="Consolas" w:eastAsia="Consolas" w:hAnsi="Consolas"/>
+          <w:sz w:val="18"/>
+          <w:szCs w:val="18"/>
+        </w:rPr>
+        <w:t xml:space="preserve"> </w:t>
+      </w:r>
+    </w:p>
+    <w:p>
+      <w:pPr>
+        <w:pBdr>
+          <w:left w:val="single" w:color="BFBFBF" w:sz="4" w:space="6"/>
+          <w:right w:val="single" w:color="BFBFBF" w:sz="4" w:space="6"/>
+        </w:pBdr>
+        <w:shd w:fill="F2F2F2" w:color="auto" w:val="clear"/>
+        <w:spacing w:after="0" w:line="240"/>
+      </w:pPr>
+      <w:r>
+        <w:rPr>
+          <w:rFonts w:ascii="Consolas" w:cs="Consolas" w:eastAsia="Consolas" w:hAnsi="Consolas"/>
+          <w:sz w:val="18"/>
+          <w:szCs w:val="18"/>
+        </w:rPr>
+        <w:t xml:space="preserve">/// Строит тему из одного семени: светлую или тёмную — по яркости.</w:t>
+      </w:r>
+    </w:p>
+    <w:p>
+      <w:pPr>
+        <w:pBdr>
+          <w:left w:val="single" w:color="BFBFBF" w:sz="4" w:space="6"/>
+          <w:right w:val="single" w:color="BFBFBF" w:sz="4" w:space="6"/>
+        </w:pBdr>
+        <w:shd w:fill="F2F2F2" w:color="auto" w:val="clear"/>
+        <w:spacing w:after="0" w:line="240"/>
+      </w:pPr>
+      <w:r>
+        <w:rPr>
+          <w:rFonts w:ascii="Consolas" w:cs="Consolas" w:eastAsia="Consolas" w:hAnsi="Consolas"/>
+          <w:sz w:val="18"/>
+          <w:szCs w:val="18"/>
+        </w:rPr>
+        <w:t xml:space="preserve">ThemeData _buildTheme(Brightness brightness) {</w:t>
+      </w:r>
+    </w:p>
+    <w:p>
+      <w:pPr>
+        <w:pBdr>
+          <w:left w:val="single" w:color="BFBFBF" w:sz="4" w:space="6"/>
+          <w:right w:val="single" w:color="BFBFBF" w:sz="4" w:space="6"/>
+        </w:pBdr>
+        <w:shd w:fill="F2F2F2" w:color="auto" w:val="clear"/>
+        <w:spacing w:after="0" w:line="240"/>
+      </w:pPr>
+      <w:r>
+        <w:rPr>
+          <w:rFonts w:ascii="Consolas" w:cs="Consolas" w:eastAsia="Consolas" w:hAnsi="Consolas"/>
+          <w:sz w:val="18"/>
+          <w:szCs w:val="18"/>
+        </w:rPr>
+        <w:t xml:space="preserve">  return ThemeData(</w:t>
+      </w:r>
+    </w:p>
+    <w:p>
+      <w:pPr>
+        <w:pBdr>
+          <w:left w:val="single" w:color="BFBFBF" w:sz="4" w:space="6"/>
+          <w:right w:val="single" w:color="BFBFBF" w:sz="4" w:space="6"/>
+        </w:pBdr>
+        <w:shd w:fill="F2F2F2" w:color="auto" w:val="clear"/>
+        <w:spacing w:after="0" w:line="240"/>
+      </w:pPr>
+      <w:r>
+        <w:rPr>
+          <w:rFonts w:ascii="Consolas" w:cs="Consolas" w:eastAsia="Consolas" w:hAnsi="Consolas"/>
+          <w:sz w:val="18"/>
+          <w:szCs w:val="18"/>
+        </w:rPr>
+        <w:t xml:space="preserve">    colorScheme: ColorScheme.fromSeed(</w:t>
+      </w:r>
+    </w:p>
+    <w:p>
+      <w:pPr>
+        <w:pBdr>
+          <w:left w:val="single" w:color="BFBFBF" w:sz="4" w:space="6"/>
+          <w:right w:val="single" w:color="BFBFBF" w:sz="4" w:space="6"/>
+        </w:pBdr>
+        <w:shd w:fill="F2F2F2" w:color="auto" w:val="clear"/>
+        <w:spacing w:after="0" w:line="240"/>
+      </w:pPr>
+      <w:r>
+        <w:rPr>
+          <w:rFonts w:ascii="Consolas" w:cs="Consolas" w:eastAsia="Consolas" w:hAnsi="Consolas"/>
+          <w:sz w:val="18"/>
+          <w:szCs w:val="18"/>
+        </w:rPr>
+        <w:t xml:space="preserve">      seedColor: _seedColor,</w:t>
+      </w:r>
+    </w:p>
+    <w:p>
+      <w:pPr>
+        <w:pBdr>
+          <w:left w:val="single" w:color="BFBFBF" w:sz="4" w:space="6"/>
+          <w:right w:val="single" w:color="BFBFBF" w:sz="4" w:space="6"/>
+        </w:pBdr>
+        <w:shd w:fill="F2F2F2" w:color="auto" w:val="clear"/>
+        <w:spacing w:after="0" w:line="240"/>
+      </w:pPr>
+      <w:r>
+        <w:rPr>
+          <w:rFonts w:ascii="Consolas" w:cs="Consolas" w:eastAsia="Consolas" w:hAnsi="Consolas"/>
+          <w:sz w:val="18"/>
+          <w:szCs w:val="18"/>
+        </w:rPr>
+        <w:t xml:space="preserve">      brightness: brightness,</w:t>
+      </w:r>
+    </w:p>
+    <w:p>
+      <w:pPr>
+        <w:pBdr>
+          <w:left w:val="single" w:color="BFBFBF" w:sz="4" w:space="6"/>
+          <w:right w:val="single" w:color="BFBFBF" w:sz="4" w:space="6"/>
+        </w:pBdr>
+        <w:shd w:fill="F2F2F2" w:color="auto" w:val="clear"/>
+        <w:spacing w:after="0" w:line="240"/>
+      </w:pPr>
+      <w:r>
+        <w:rPr>
+          <w:rFonts w:ascii="Consolas" w:cs="Consolas" w:eastAsia="Consolas" w:hAnsi="Consolas"/>
+          <w:sz w:val="18"/>
+          <w:szCs w:val="18"/>
+        </w:rPr>
+        <w:t xml:space="preserve">    ),</w:t>
+      </w:r>
+    </w:p>
+    <w:p>
+      <w:pPr>
+        <w:pBdr>
+          <w:left w:val="single" w:color="BFBFBF" w:sz="4" w:space="6"/>
+          <w:right w:val="single" w:color="BFBFBF" w:sz="4" w:space="6"/>
+        </w:pBdr>
+        <w:shd w:fill="F2F2F2" w:color="auto" w:val="clear"/>
+        <w:spacing w:after="0" w:line="240"/>
+      </w:pPr>
+      <w:r>
+        <w:rPr>
+          <w:rFonts w:ascii="Consolas" w:cs="Consolas" w:eastAsia="Consolas" w:hAnsi="Consolas"/>
+          <w:sz w:val="18"/>
+          <w:szCs w:val="18"/>
+        </w:rPr>
+        <w:t xml:space="preserve">    // базовая типографика: точечные подстройки, остальное по умолчанию</w:t>
       </w:r>
     </w:p>
     <w:p>
@@ -1126,205 +1504,295 @@
           <w:sz w:val="18"/>
           <w:szCs w:val="18"/>
         </w:rPr>
-        <w:t xml:space="preserve">  ),</w:t>
-      </w:r>
-    </w:p>
-    <w:p>
-      <w:pPr>
-        <w:pBdr>
-          <w:left w:val="single" w:color="BFBFBF" w:sz="4" w:space="6"/>
-          <w:right w:val="single" w:color="BFBFBF" w:sz="4" w:space="6"/>
-        </w:pBdr>
-        <w:shd w:fill="F2F2F2" w:color="auto" w:val="clear"/>
-        <w:spacing w:after="0" w:line="240"/>
-      </w:pPr>
-      <w:r>
-        <w:rPr>
-          <w:rFonts w:ascii="Consolas" w:cs="Consolas" w:eastAsia="Consolas" w:hAnsi="Consolas"/>
-          <w:sz w:val="18"/>
-          <w:szCs w:val="18"/>
-        </w:rPr>
-        <w:t xml:space="preserve">  darkTheme: ThemeData(</w:t>
-      </w:r>
-    </w:p>
-    <w:p>
-      <w:pPr>
-        <w:pBdr>
-          <w:left w:val="single" w:color="BFBFBF" w:sz="4" w:space="6"/>
-          <w:right w:val="single" w:color="BFBFBF" w:sz="4" w:space="6"/>
-        </w:pBdr>
-        <w:shd w:fill="F2F2F2" w:color="auto" w:val="clear"/>
-        <w:spacing w:after="0" w:line="240"/>
-      </w:pPr>
-      <w:r>
-        <w:rPr>
-          <w:rFonts w:ascii="Consolas" w:cs="Consolas" w:eastAsia="Consolas" w:hAnsi="Consolas"/>
-          <w:sz w:val="18"/>
-          <w:szCs w:val="18"/>
-        </w:rPr>
-        <w:t xml:space="preserve">    colorScheme: ColorScheme.fromSeed(</w:t>
-      </w:r>
-    </w:p>
-    <w:p>
-      <w:pPr>
-        <w:pBdr>
-          <w:left w:val="single" w:color="BFBFBF" w:sz="4" w:space="6"/>
-          <w:right w:val="single" w:color="BFBFBF" w:sz="4" w:space="6"/>
-        </w:pBdr>
-        <w:shd w:fill="F2F2F2" w:color="auto" w:val="clear"/>
-        <w:spacing w:after="0" w:line="240"/>
-      </w:pPr>
-      <w:r>
-        <w:rPr>
-          <w:rFonts w:ascii="Consolas" w:cs="Consolas" w:eastAsia="Consolas" w:hAnsi="Consolas"/>
-          <w:sz w:val="18"/>
-          <w:szCs w:val="18"/>
-        </w:rPr>
-        <w:t xml:space="preserve">      seedColor: _seedColor,</w:t>
-      </w:r>
-    </w:p>
-    <w:p>
-      <w:pPr>
-        <w:pBdr>
-          <w:left w:val="single" w:color="BFBFBF" w:sz="4" w:space="6"/>
-          <w:right w:val="single" w:color="BFBFBF" w:sz="4" w:space="6"/>
-        </w:pBdr>
-        <w:shd w:fill="F2F2F2" w:color="auto" w:val="clear"/>
-        <w:spacing w:after="0" w:line="240"/>
-      </w:pPr>
-      <w:r>
-        <w:rPr>
-          <w:rFonts w:ascii="Consolas" w:cs="Consolas" w:eastAsia="Consolas" w:hAnsi="Consolas"/>
-          <w:sz w:val="18"/>
-          <w:szCs w:val="18"/>
-        </w:rPr>
-        <w:t xml:space="preserve">      brightness: Brightness.dark,</w:t>
-      </w:r>
-    </w:p>
-    <w:p>
-      <w:pPr>
-        <w:pBdr>
-          <w:left w:val="single" w:color="BFBFBF" w:sz="4" w:space="6"/>
-          <w:right w:val="single" w:color="BFBFBF" w:sz="4" w:space="6"/>
-        </w:pBdr>
-        <w:shd w:fill="F2F2F2" w:color="auto" w:val="clear"/>
-        <w:spacing w:after="0" w:line="240"/>
-      </w:pPr>
-      <w:r>
-        <w:rPr>
-          <w:rFonts w:ascii="Consolas" w:cs="Consolas" w:eastAsia="Consolas" w:hAnsi="Consolas"/>
-          <w:sz w:val="18"/>
-          <w:szCs w:val="18"/>
-        </w:rPr>
-        <w:t xml:space="preserve">    ),</w:t>
-      </w:r>
-    </w:p>
-    <w:p>
-      <w:pPr>
-        <w:pBdr>
-          <w:left w:val="single" w:color="BFBFBF" w:sz="4" w:space="6"/>
-          <w:right w:val="single" w:color="BFBFBF" w:sz="4" w:space="6"/>
-        </w:pBdr>
-        <w:shd w:fill="F2F2F2" w:color="auto" w:val="clear"/>
-        <w:spacing w:after="0" w:line="240"/>
-      </w:pPr>
-      <w:r>
-        <w:rPr>
-          <w:rFonts w:ascii="Consolas" w:cs="Consolas" w:eastAsia="Consolas" w:hAnsi="Consolas"/>
-          <w:sz w:val="18"/>
-          <w:szCs w:val="18"/>
-        </w:rPr>
-        <w:t xml:space="preserve">    textTheme: const TextTheme(</w:t>
-      </w:r>
-    </w:p>
-    <w:p>
-      <w:pPr>
-        <w:pBdr>
-          <w:left w:val="single" w:color="BFBFBF" w:sz="4" w:space="6"/>
-          <w:right w:val="single" w:color="BFBFBF" w:sz="4" w:space="6"/>
-        </w:pBdr>
-        <w:shd w:fill="F2F2F2" w:color="auto" w:val="clear"/>
-        <w:spacing w:after="0" w:line="240"/>
-      </w:pPr>
-      <w:r>
-        <w:rPr>
-          <w:rFonts w:ascii="Consolas" w:cs="Consolas" w:eastAsia="Consolas" w:hAnsi="Consolas"/>
-          <w:sz w:val="18"/>
-          <w:szCs w:val="18"/>
-        </w:rPr>
-        <w:t xml:space="preserve">      titleLarge: TextStyle(fontWeight: FontWeight.w600),</w:t>
-      </w:r>
-    </w:p>
-    <w:p>
-      <w:pPr>
-        <w:pBdr>
-          <w:left w:val="single" w:color="BFBFBF" w:sz="4" w:space="6"/>
-          <w:right w:val="single" w:color="BFBFBF" w:sz="4" w:space="6"/>
-        </w:pBdr>
-        <w:shd w:fill="F2F2F2" w:color="auto" w:val="clear"/>
-        <w:spacing w:after="0" w:line="240"/>
-      </w:pPr>
-      <w:r>
-        <w:rPr>
-          <w:rFonts w:ascii="Consolas" w:cs="Consolas" w:eastAsia="Consolas" w:hAnsi="Consolas"/>
-          <w:sz w:val="18"/>
-          <w:szCs w:val="18"/>
-        </w:rPr>
-        <w:t xml:space="preserve">    ),</w:t>
-      </w:r>
-    </w:p>
-    <w:p>
-      <w:pPr>
-        <w:pBdr>
-          <w:left w:val="single" w:color="BFBFBF" w:sz="4" w:space="6"/>
-          <w:right w:val="single" w:color="BFBFBF" w:sz="4" w:space="6"/>
-        </w:pBdr>
-        <w:shd w:fill="F2F2F2" w:color="auto" w:val="clear"/>
-        <w:spacing w:after="0" w:line="240"/>
-      </w:pPr>
-      <w:r>
-        <w:rPr>
-          <w:rFonts w:ascii="Consolas" w:cs="Consolas" w:eastAsia="Consolas" w:hAnsi="Consolas"/>
-          <w:sz w:val="18"/>
-          <w:szCs w:val="18"/>
-        </w:rPr>
-        <w:t xml:space="preserve">  ),</w:t>
-      </w:r>
-    </w:p>
-    <w:p>
-      <w:pPr>
-        <w:pBdr>
-          <w:left w:val="single" w:color="BFBFBF" w:sz="4" w:space="6"/>
-          <w:right w:val="single" w:color="BFBFBF" w:sz="4" w:space="6"/>
-        </w:pBdr>
-        <w:shd w:fill="F2F2F2" w:color="auto" w:val="clear"/>
-        <w:spacing w:after="0" w:line="240"/>
-      </w:pPr>
-      <w:r>
-        <w:rPr>
-          <w:rFonts w:ascii="Consolas" w:cs="Consolas" w:eastAsia="Consolas" w:hAnsi="Consolas"/>
-          <w:sz w:val="18"/>
-          <w:szCs w:val="18"/>
-        </w:rPr>
-        <w:t xml:space="preserve">  themeMode: ThemeMode.system,</w:t>
-      </w:r>
-    </w:p>
-    <w:p>
-      <w:pPr>
-        <w:pBdr>
-          <w:left w:val="single" w:color="BFBFBF" w:sz="4" w:space="6"/>
-          <w:right w:val="single" w:color="BFBFBF" w:sz="4" w:space="6"/>
-        </w:pBdr>
-        <w:shd w:fill="F2F2F2" w:color="auto" w:val="clear"/>
-        <w:spacing w:after="0" w:line="240"/>
-      </w:pPr>
-      <w:r>
-        <w:rPr>
-          <w:rFonts w:ascii="Consolas" w:cs="Consolas" w:eastAsia="Consolas" w:hAnsi="Consolas"/>
-          <w:sz w:val="18"/>
-          <w:szCs w:val="18"/>
-        </w:rPr>
-        <w:t xml:space="preserve">  home: const LoginScreen(),</w:t>
+        <w:t xml:space="preserve">  );</w:t>
+      </w:r>
+    </w:p>
+    <w:p>
+      <w:pPr>
+        <w:pBdr>
+          <w:left w:val="single" w:color="BFBFBF" w:sz="4" w:space="6"/>
+          <w:right w:val="single" w:color="BFBFBF" w:sz="4" w:space="6"/>
+        </w:pBdr>
+        <w:shd w:fill="F2F2F2" w:color="auto" w:val="clear"/>
+        <w:spacing w:after="0" w:line="240"/>
+      </w:pPr>
+      <w:r>
+        <w:rPr>
+          <w:rFonts w:ascii="Consolas" w:cs="Consolas" w:eastAsia="Consolas" w:hAnsi="Consolas"/>
+          <w:sz w:val="18"/>
+          <w:szCs w:val="18"/>
+        </w:rPr>
+        <w:t xml:space="preserve">}</w:t>
+      </w:r>
+    </w:p>
+    <w:p>
+      <w:pPr>
+        <w:pBdr>
+          <w:left w:val="single" w:color="BFBFBF" w:sz="4" w:space="6"/>
+          <w:right w:val="single" w:color="BFBFBF" w:sz="4" w:space="6"/>
+        </w:pBdr>
+        <w:shd w:fill="F2F2F2" w:color="auto" w:val="clear"/>
+        <w:spacing w:after="0" w:line="240"/>
+      </w:pPr>
+      <w:r>
+        <w:rPr>
+          <w:rFonts w:ascii="Consolas" w:cs="Consolas" w:eastAsia="Consolas" w:hAnsi="Consolas"/>
+          <w:sz w:val="18"/>
+          <w:szCs w:val="18"/>
+        </w:rPr>
+        <w:t xml:space="preserve"> </w:t>
+      </w:r>
+    </w:p>
+    <w:p>
+      <w:pPr>
+        <w:pBdr>
+          <w:left w:val="single" w:color="BFBFBF" w:sz="4" w:space="6"/>
+          <w:right w:val="single" w:color="BFBFBF" w:sz="4" w:space="6"/>
+        </w:pBdr>
+        <w:shd w:fill="F2F2F2" w:color="auto" w:val="clear"/>
+        <w:spacing w:after="0" w:line="240"/>
+      </w:pPr>
+      <w:r>
+        <w:rPr>
+          <w:rFonts w:ascii="Consolas" w:cs="Consolas" w:eastAsia="Consolas" w:hAnsi="Consolas"/>
+          <w:sz w:val="18"/>
+          <w:szCs w:val="18"/>
+        </w:rPr>
+        <w:t xml:space="preserve">class MyApp extends StatelessWidget {</w:t>
+      </w:r>
+    </w:p>
+    <w:p>
+      <w:pPr>
+        <w:pBdr>
+          <w:left w:val="single" w:color="BFBFBF" w:sz="4" w:space="6"/>
+          <w:right w:val="single" w:color="BFBFBF" w:sz="4" w:space="6"/>
+        </w:pBdr>
+        <w:shd w:fill="F2F2F2" w:color="auto" w:val="clear"/>
+        <w:spacing w:after="0" w:line="240"/>
+      </w:pPr>
+      <w:r>
+        <w:rPr>
+          <w:rFonts w:ascii="Consolas" w:cs="Consolas" w:eastAsia="Consolas" w:hAnsi="Consolas"/>
+          <w:sz w:val="18"/>
+          <w:szCs w:val="18"/>
+        </w:rPr>
+        <w:t xml:space="preserve">  const MyApp({super.key});</w:t>
+      </w:r>
+    </w:p>
+    <w:p>
+      <w:pPr>
+        <w:pBdr>
+          <w:left w:val="single" w:color="BFBFBF" w:sz="4" w:space="6"/>
+          <w:right w:val="single" w:color="BFBFBF" w:sz="4" w:space="6"/>
+        </w:pBdr>
+        <w:shd w:fill="F2F2F2" w:color="auto" w:val="clear"/>
+        <w:spacing w:after="0" w:line="240"/>
+      </w:pPr>
+      <w:r>
+        <w:rPr>
+          <w:rFonts w:ascii="Consolas" w:cs="Consolas" w:eastAsia="Consolas" w:hAnsi="Consolas"/>
+          <w:sz w:val="18"/>
+          <w:szCs w:val="18"/>
+        </w:rPr>
+        <w:t xml:space="preserve"> </w:t>
+      </w:r>
+    </w:p>
+    <w:p>
+      <w:pPr>
+        <w:pBdr>
+          <w:left w:val="single" w:color="BFBFBF" w:sz="4" w:space="6"/>
+          <w:right w:val="single" w:color="BFBFBF" w:sz="4" w:space="6"/>
+        </w:pBdr>
+        <w:shd w:fill="F2F2F2" w:color="auto" w:val="clear"/>
+        <w:spacing w:after="0" w:line="240"/>
+      </w:pPr>
+      <w:r>
+        <w:rPr>
+          <w:rFonts w:ascii="Consolas" w:cs="Consolas" w:eastAsia="Consolas" w:hAnsi="Consolas"/>
+          <w:sz w:val="18"/>
+          <w:szCs w:val="18"/>
+        </w:rPr>
+        <w:t xml:space="preserve">  @override</w:t>
+      </w:r>
+    </w:p>
+    <w:p>
+      <w:pPr>
+        <w:pBdr>
+          <w:left w:val="single" w:color="BFBFBF" w:sz="4" w:space="6"/>
+          <w:right w:val="single" w:color="BFBFBF" w:sz="4" w:space="6"/>
+        </w:pBdr>
+        <w:shd w:fill="F2F2F2" w:color="auto" w:val="clear"/>
+        <w:spacing w:after="0" w:line="240"/>
+      </w:pPr>
+      <w:r>
+        <w:rPr>
+          <w:rFonts w:ascii="Consolas" w:cs="Consolas" w:eastAsia="Consolas" w:hAnsi="Consolas"/>
+          <w:sz w:val="18"/>
+          <w:szCs w:val="18"/>
+        </w:rPr>
+        <w:t xml:space="preserve">  Widget build(BuildContext context) {</w:t>
+      </w:r>
+    </w:p>
+    <w:p>
+      <w:pPr>
+        <w:pBdr>
+          <w:left w:val="single" w:color="BFBFBF" w:sz="4" w:space="6"/>
+          <w:right w:val="single" w:color="BFBFBF" w:sz="4" w:space="6"/>
+        </w:pBdr>
+        <w:shd w:fill="F2F2F2" w:color="auto" w:val="clear"/>
+        <w:spacing w:after="0" w:line="240"/>
+      </w:pPr>
+      <w:r>
+        <w:rPr>
+          <w:rFonts w:ascii="Consolas" w:cs="Consolas" w:eastAsia="Consolas" w:hAnsi="Consolas"/>
+          <w:sz w:val="18"/>
+          <w:szCs w:val="18"/>
+        </w:rPr>
+        <w:t xml:space="preserve">    return MaterialApp(</w:t>
+      </w:r>
+    </w:p>
+    <w:p>
+      <w:pPr>
+        <w:pBdr>
+          <w:left w:val="single" w:color="BFBFBF" w:sz="4" w:space="6"/>
+          <w:right w:val="single" w:color="BFBFBF" w:sz="4" w:space="6"/>
+        </w:pBdr>
+        <w:shd w:fill="F2F2F2" w:color="auto" w:val="clear"/>
+        <w:spacing w:after="0" w:line="240"/>
+      </w:pPr>
+      <w:r>
+        <w:rPr>
+          <w:rFonts w:ascii="Consolas" w:cs="Consolas" w:eastAsia="Consolas" w:hAnsi="Consolas"/>
+          <w:sz w:val="18"/>
+          <w:szCs w:val="18"/>
+        </w:rPr>
+        <w:t xml:space="preserve">      title: 'Second Hand Market',</w:t>
+      </w:r>
+    </w:p>
+    <w:p>
+      <w:pPr>
+        <w:pBdr>
+          <w:left w:val="single" w:color="BFBFBF" w:sz="4" w:space="6"/>
+          <w:right w:val="single" w:color="BFBFBF" w:sz="4" w:space="6"/>
+        </w:pBdr>
+        <w:shd w:fill="F2F2F2" w:color="auto" w:val="clear"/>
+        <w:spacing w:after="0" w:line="240"/>
+      </w:pPr>
+      <w:r>
+        <w:rPr>
+          <w:rFonts w:ascii="Consolas" w:cs="Consolas" w:eastAsia="Consolas" w:hAnsi="Consolas"/>
+          <w:sz w:val="18"/>
+          <w:szCs w:val="18"/>
+        </w:rPr>
+        <w:t xml:space="preserve">      debugShowCheckedModeBanner: false,</w:t>
+      </w:r>
+    </w:p>
+    <w:p>
+      <w:pPr>
+        <w:pBdr>
+          <w:left w:val="single" w:color="BFBFBF" w:sz="4" w:space="6"/>
+          <w:right w:val="single" w:color="BFBFBF" w:sz="4" w:space="6"/>
+        </w:pBdr>
+        <w:shd w:fill="F2F2F2" w:color="auto" w:val="clear"/>
+        <w:spacing w:after="0" w:line="240"/>
+      </w:pPr>
+      <w:r>
+        <w:rPr>
+          <w:rFonts w:ascii="Consolas" w:cs="Consolas" w:eastAsia="Consolas" w:hAnsi="Consolas"/>
+          <w:sz w:val="18"/>
+          <w:szCs w:val="18"/>
+        </w:rPr>
+        <w:t xml:space="preserve">      theme: _buildTheme(Brightness.light),</w:t>
+      </w:r>
+    </w:p>
+    <w:p>
+      <w:pPr>
+        <w:pBdr>
+          <w:left w:val="single" w:color="BFBFBF" w:sz="4" w:space="6"/>
+          <w:right w:val="single" w:color="BFBFBF" w:sz="4" w:space="6"/>
+        </w:pBdr>
+        <w:shd w:fill="F2F2F2" w:color="auto" w:val="clear"/>
+        <w:spacing w:after="0" w:line="240"/>
+      </w:pPr>
+      <w:r>
+        <w:rPr>
+          <w:rFonts w:ascii="Consolas" w:cs="Consolas" w:eastAsia="Consolas" w:hAnsi="Consolas"/>
+          <w:sz w:val="18"/>
+          <w:szCs w:val="18"/>
+        </w:rPr>
+        <w:t xml:space="preserve">      darkTheme: _buildTheme(Brightness.dark),</w:t>
+      </w:r>
+    </w:p>
+    <w:p>
+      <w:pPr>
+        <w:pBdr>
+          <w:left w:val="single" w:color="BFBFBF" w:sz="4" w:space="6"/>
+          <w:right w:val="single" w:color="BFBFBF" w:sz="4" w:space="6"/>
+        </w:pBdr>
+        <w:shd w:fill="F2F2F2" w:color="auto" w:val="clear"/>
+        <w:spacing w:after="0" w:line="240"/>
+      </w:pPr>
+      <w:r>
+        <w:rPr>
+          <w:rFonts w:ascii="Consolas" w:cs="Consolas" w:eastAsia="Consolas" w:hAnsi="Consolas"/>
+          <w:sz w:val="18"/>
+          <w:szCs w:val="18"/>
+        </w:rPr>
+        <w:t xml:space="preserve">      themeMode: _themeMode,</w:t>
+      </w:r>
+    </w:p>
+    <w:p>
+      <w:pPr>
+        <w:pBdr>
+          <w:left w:val="single" w:color="BFBFBF" w:sz="4" w:space="6"/>
+          <w:right w:val="single" w:color="BFBFBF" w:sz="4" w:space="6"/>
+        </w:pBdr>
+        <w:shd w:fill="F2F2F2" w:color="auto" w:val="clear"/>
+        <w:spacing w:after="0" w:line="240"/>
+      </w:pPr>
+      <w:r>
+        <w:rPr>
+          <w:rFonts w:ascii="Consolas" w:cs="Consolas" w:eastAsia="Consolas" w:hAnsi="Consolas"/>
+          <w:sz w:val="18"/>
+          <w:szCs w:val="18"/>
+        </w:rPr>
+        <w:t xml:space="preserve">      home: const LoginScreen(),</w:t>
+      </w:r>
+    </w:p>
+    <w:p>
+      <w:pPr>
+        <w:pBdr>
+          <w:left w:val="single" w:color="BFBFBF" w:sz="4" w:space="6"/>
+          <w:right w:val="single" w:color="BFBFBF" w:sz="4" w:space="6"/>
+        </w:pBdr>
+        <w:shd w:fill="F2F2F2" w:color="auto" w:val="clear"/>
+        <w:spacing w:after="0" w:line="240"/>
+      </w:pPr>
+      <w:r>
+        <w:rPr>
+          <w:rFonts w:ascii="Consolas" w:cs="Consolas" w:eastAsia="Consolas" w:hAnsi="Consolas"/>
+          <w:sz w:val="18"/>
+          <w:szCs w:val="18"/>
+        </w:rPr>
+        <w:t xml:space="preserve">    );</w:t>
+      </w:r>
+    </w:p>
+    <w:p>
+      <w:pPr>
+        <w:pBdr>
+          <w:left w:val="single" w:color="BFBFBF" w:sz="4" w:space="6"/>
+          <w:right w:val="single" w:color="BFBFBF" w:sz="4" w:space="6"/>
+        </w:pBdr>
+        <w:shd w:fill="F2F2F2" w:color="auto" w:val="clear"/>
+        <w:spacing w:after="0" w:line="240"/>
+      </w:pPr>
+      <w:r>
+        <w:rPr>
+          <w:rFonts w:ascii="Consolas" w:cs="Consolas" w:eastAsia="Consolas" w:hAnsi="Consolas"/>
+          <w:sz w:val="18"/>
+          <w:szCs w:val="18"/>
+        </w:rPr>
+        <w:t xml:space="preserve">  }</w:t>
       </w:r>
     </w:p>
     <w:p>
@@ -1343,7 +1811,7 @@
           <w:sz w:val="18"/>
           <w:szCs w:val="18"/>
         </w:rPr>
-        <w:t xml:space="preserve">);</w:t>
+        <w:t xml:space="preserve">}</w:t>
       </w:r>
     </w:p>
     <w:p>
@@ -8792,6 +9260,42 @@
           <w:sz w:val="18"/>
           <w:szCs w:val="18"/>
         </w:rPr>
+        <w:t xml:space="preserve">a026bd9 Тема настраивается в одном месте: константы _seedColor/_themeMode и функция _buildTheme</w:t>
+      </w:r>
+    </w:p>
+    <w:p>
+      <w:pPr>
+        <w:pBdr>
+          <w:left w:val="single" w:color="BFBFBF" w:sz="4" w:space="6"/>
+          <w:right w:val="single" w:color="BFBFBF" w:sz="4" w:space="6"/>
+        </w:pBdr>
+        <w:shd w:fill="F2F2F2" w:color="auto" w:val="clear"/>
+        <w:spacing w:after="0" w:line="240"/>
+      </w:pPr>
+      <w:r>
+        <w:rPr>
+          <w:rFonts w:ascii="Consolas" w:cs="Consolas" w:eastAsia="Consolas" w:hAnsi="Consolas"/>
+          <w:sz w:val="18"/>
+          <w:szCs w:val="18"/>
+        </w:rPr>
+        <w:t xml:space="preserve">ff1f14a Отчёт L2: обновлены код UserAvatar и история Git</w:t>
+      </w:r>
+    </w:p>
+    <w:p>
+      <w:pPr>
+        <w:pBdr>
+          <w:left w:val="single" w:color="BFBFBF" w:sz="4" w:space="6"/>
+          <w:right w:val="single" w:color="BFBFBF" w:sz="4" w:space="6"/>
+        </w:pBdr>
+        <w:shd w:fill="F2F2F2" w:color="auto" w:val="clear"/>
+        <w:spacing w:after="0" w:line="240"/>
+      </w:pPr>
+      <w:r>
+        <w:rPr>
+          <w:rFonts w:ascii="Consolas" w:cs="Consolas" w:eastAsia="Consolas" w:hAnsi="Consolas"/>
+          <w:sz w:val="18"/>
+          <w:szCs w:val="18"/>
+        </w:rPr>
         <w:t xml:space="preserve">ff8677e Текущий пользователь: Admin (admin@secondhand.md)</w:t>
       </w:r>
     </w:p>
